--- a/pr-preview/pr-310/linear-algebra-matrices.docx
+++ b/pr-preview/pr-310/linear-algebra-matrices.docx
@@ -15,10 +15,10 @@
         <w:pStyle w:val="Date"/>
       </w:pPr>
       <w:r>
-        <w:t xml:space="preserve">Last modified: 2026-10-15 08:32:48 (PDT)</w:t>
+        <w:t xml:space="preserve">Last modified: 2026-10-15 13:37:28 (PDT)</w:t>
       </w:r>
     </w:p>
-    <w:bookmarkStart w:id="123" w:name="matrices"/>
+    <w:bookmarkStart w:id="127" w:name="matrices"/>
     <w:p>
       <w:pPr>
         <w:pStyle w:val="Heading2"/>
@@ -8529,7 +8529,7 @@
     </w:p>
     <w:bookmarkEnd w:id="38"/>
     <w:bookmarkEnd w:id="39"/>
-    <w:bookmarkStart w:id="49" w:name="square-and-identity-matrices"/>
+    <w:bookmarkStart w:id="51" w:name="square-and-identity-matrices"/>
     <w:p>
       <w:pPr>
         <w:pStyle w:val="Heading3"/>
@@ -8974,11 +8974,53 @@
       <w:r>
         <w:t xml:space="preserve">.</w:t>
       </w:r>
-      <w:r>
-        <w:t xml:space="preserve"> </w:t>
-      </w:r>
-      <w:r>
-        <w:t xml:space="preserve">These are the</w:t>
+    </w:p>
+    <w:bookmarkEnd w:id="42"/>
+    <w:bookmarkStart w:id="43" w:name="def-diagonal-entry"/>
+    <w:p>
+      <w:pPr>
+        <w:pStyle w:val="BodyText"/>
+      </w:pPr>
+      <w:r>
+        <w:rPr>
+          <w:b/>
+          <w:bCs/>
+        </w:rPr>
+        <w:t xml:space="preserve">Definition 10 (Diagonal entry)</w:t>
+      </w:r>
+      <w:r>
+        <w:t xml:space="preserve"> </w:t>
+      </w:r>
+      <w:r>
+        <w:t xml:space="preserve">The entries on the main diagonal (</w:t>
+      </w:r>
+      <w:hyperlink w:anchor="def-main-diagonal">
+        <w:r>
+          <w:rPr>
+            <w:rStyle w:val="Hyperlink"/>
+          </w:rPr>
+          <w:t xml:space="preserve">Definition 9</w:t>
+        </w:r>
+      </w:hyperlink>
+      <w:r>
+        <w:t xml:space="preserve">) of a matrix</w:t>
+      </w:r>
+      <w:r>
+        <w:t xml:space="preserve"> </w:t>
+      </w:r>
+      <m:oMath>
+        <m:r>
+          <m:rPr>
+            <m:sty m:val="bi"/>
+          </m:rPr>
+          <m:t>A</m:t>
+        </m:r>
+      </m:oMath>
+      <w:r>
+        <w:t xml:space="preserve"> </w:t>
+      </w:r>
+      <w:r>
+        <w:t xml:space="preserve">are the</w:t>
       </w:r>
       <w:r>
         <w:t xml:space="preserve"> </w:t>
@@ -9008,7 +9050,78 @@
         </m:r>
       </m:oMath>
       <w:r>
-        <w:t xml:space="preserve">;</w:t>
+        <w:t xml:space="preserve">.</w:t>
+      </w:r>
+    </w:p>
+    <w:bookmarkEnd w:id="43"/>
+    <w:bookmarkStart w:id="44" w:name="def-off-diagonal-entry"/>
+    <w:p>
+      <w:pPr>
+        <w:pStyle w:val="BodyText"/>
+      </w:pPr>
+      <w:r>
+        <w:rPr>
+          <w:b/>
+          <w:bCs/>
+        </w:rPr>
+        <w:t xml:space="preserve">Definition 11 (Off-diagonal entry)</w:t>
+      </w:r>
+      <w:r>
+        <w:t xml:space="preserve"> </w:t>
+      </w:r>
+      <w:r>
+        <w:t xml:space="preserve">In an</w:t>
+      </w:r>
+      <w:r>
+        <w:t xml:space="preserve"> </w:t>
+      </w:r>
+      <m:oMath>
+        <m:r>
+          <m:t>m</m:t>
+        </m:r>
+        <m:r>
+          <m:rPr>
+            <m:sty m:val="p"/>
+          </m:rPr>
+          <m:t>×</m:t>
+        </m:r>
+        <m:r>
+          <m:t>n</m:t>
+        </m:r>
+      </m:oMath>
+      <w:r>
+        <w:t xml:space="preserve"> </w:t>
+      </w:r>
+      <w:r>
+        <w:t xml:space="preserve">matrix</w:t>
+      </w:r>
+      <w:r>
+        <w:t xml:space="preserve"> </w:t>
+      </w:r>
+      <m:oMath>
+        <m:r>
+          <m:rPr>
+            <m:sty m:val="bi"/>
+          </m:rPr>
+          <m:t>A</m:t>
+        </m:r>
+      </m:oMath>
+      <w:r>
+        <w:t xml:space="preserve"> </w:t>
+      </w:r>
+      <w:r>
+        <w:t xml:space="preserve">with main diagonal (</w:t>
+      </w:r>
+      <w:hyperlink w:anchor="def-main-diagonal">
+        <w:r>
+          <w:rPr>
+            <w:rStyle w:val="Hyperlink"/>
+          </w:rPr>
+          <w:t xml:space="preserve">Definition 9</w:t>
+        </w:r>
+      </w:hyperlink>
+      <w:r>
+        <w:t xml:space="preserve">),</w:t>
       </w:r>
       <w:r>
         <w:t xml:space="preserve"> </w:t>
@@ -9079,8 +9192,8 @@
         <w:t xml:space="preserve">.</w:t>
       </w:r>
     </w:p>
-    <w:bookmarkEnd w:id="42"/>
-    <w:bookmarkStart w:id="43" w:name="exm-main-diagonal"/>
+    <w:bookmarkEnd w:id="44"/>
+    <w:bookmarkStart w:id="45" w:name="exm-main-diagonal"/>
     <w:p>
       <w:pPr>
         <w:pStyle w:val="BodyText"/>
@@ -9604,8 +9717,8 @@
         <w:t xml:space="preserve">, are off-diagonal.</w:t>
       </w:r>
     </w:p>
-    <w:bookmarkEnd w:id="43"/>
-    <w:bookmarkStart w:id="44" w:name="def-identity-matrix"/>
+    <w:bookmarkEnd w:id="45"/>
+    <w:bookmarkStart w:id="46" w:name="def-identity-matrix"/>
     <w:p>
       <w:pPr>
         <w:pStyle w:val="FirstParagraph"/>
@@ -9615,7 +9728,7 @@
           <w:b/>
           <w:bCs/>
         </w:rPr>
-        <w:t xml:space="preserve">Definition 10 (Identity matrix)</w:t>
+        <w:t xml:space="preserve">Definition 12 (Identity matrix)</w:t>
       </w:r>
       <w:r>
         <w:t xml:space="preserve"> </w:t>
@@ -10035,8 +10148,8 @@
         </m:oMath>
       </m:oMathPara>
     </w:p>
-    <w:bookmarkEnd w:id="44"/>
-    <w:bookmarkStart w:id="45" w:name="exm-identity-matrix"/>
+    <w:bookmarkEnd w:id="46"/>
+    <w:bookmarkStart w:id="47" w:name="exm-identity-matrix"/>
     <w:p>
       <w:pPr>
         <w:pStyle w:val="FirstParagraph"/>
@@ -10327,8 +10440,8 @@
         <w:t xml:space="preserve">.</w:t>
       </w:r>
     </w:p>
-    <w:bookmarkEnd w:id="45"/>
-    <w:bookmarkStart w:id="47" w:name="rem-identity-matrix-kronecker-delta"/>
+    <w:bookmarkEnd w:id="47"/>
+    <w:bookmarkStart w:id="49" w:name="rem-identity-matrix-kronecker-delta"/>
     <w:p>
       <w:pPr>
         <w:pStyle w:val="BodyText"/>
@@ -10349,7 +10462,7 @@
       <w:r>
         <w:t xml:space="preserve"> </w:t>
       </w:r>
-      <w:hyperlink r:id="rId46">
+      <w:hyperlink r:id="rId48">
         <w:r>
           <w:rPr>
             <w:rStyle w:val="Hyperlink"/>
@@ -10429,8 +10542,8 @@
         <w:t xml:space="preserve">.</w:t>
       </w:r>
     </w:p>
-    <w:bookmarkEnd w:id="47"/>
-    <w:bookmarkStart w:id="48" w:name="thm-identity"/>
+    <w:bookmarkEnd w:id="49"/>
+    <w:bookmarkStart w:id="50" w:name="thm-identity"/>
     <w:p>
       <w:pPr>
         <w:pStyle w:val="BodyText"/>
@@ -10582,9 +10695,9 @@
         </m:oMath>
       </m:oMathPara>
     </w:p>
-    <w:bookmarkEnd w:id="48"/>
-    <w:bookmarkEnd w:id="49"/>
-    <w:bookmarkStart w:id="55" w:name="matrix-vector-multiplication"/>
+    <w:bookmarkEnd w:id="50"/>
+    <w:bookmarkEnd w:id="51"/>
+    <w:bookmarkStart w:id="57" w:name="matrix-vector-multiplication"/>
     <w:p>
       <w:pPr>
         <w:pStyle w:val="Heading3"/>
@@ -10593,7 +10706,7 @@
         <w:t xml:space="preserve">1.6 Matrix-vector multiplication</w:t>
       </w:r>
     </w:p>
-    <w:bookmarkStart w:id="50" w:name="def-matvec-mult"/>
+    <w:bookmarkStart w:id="52" w:name="def-matvec-mult"/>
     <w:p>
       <w:pPr>
         <w:pStyle w:val="FirstParagraph"/>
@@ -10603,7 +10716,7 @@
           <w:b/>
           <w:bCs/>
         </w:rPr>
-        <w:t xml:space="preserve">Definition 11 (Matrix-vector multiplication)</w:t>
+        <w:t xml:space="preserve">Definition 13 (Matrix-vector multiplication)</w:t>
       </w:r>
       <w:r>
         <w:t xml:space="preserve"> </w:t>
@@ -10876,8 +10989,8 @@
         </m:oMath>
       </m:oMathPara>
     </w:p>
-    <w:bookmarkEnd w:id="50"/>
-    <w:bookmarkStart w:id="52" w:name="rem-matvec-row-dot-products"/>
+    <w:bookmarkEnd w:id="52"/>
+    <w:bookmarkStart w:id="54" w:name="rem-matvec-row-dot-products"/>
     <w:p>
       <w:pPr>
         <w:pStyle w:val="FirstParagraph"/>
@@ -10895,12 +11008,12 @@
       <w:r>
         <w:t xml:space="preserve">Matrix-vector multiplication extends the dot product (</w:t>
       </w:r>
-      <w:hyperlink r:id="rId51">
+      <w:hyperlink r:id="rId53">
         <w:r>
           <w:rPr>
             <w:rStyle w:val="Hyperlink"/>
           </w:rPr>
-          <w:t xml:space="preserve">Definition 7 in Vectors</w:t>
+          <w:t xml:space="preserve">Definition 8 in Vectors</w:t>
         </w:r>
       </w:hyperlink>
       <w:r>
@@ -11327,8 +11440,8 @@
         </m:oMath>
       </m:oMathPara>
     </w:p>
-    <w:bookmarkEnd w:id="52"/>
-    <w:bookmarkStart w:id="53" w:name="def-linear-system"/>
+    <w:bookmarkEnd w:id="54"/>
+    <w:bookmarkStart w:id="55" w:name="def-linear-system"/>
     <w:p>
       <w:pPr>
         <w:pStyle w:val="FirstParagraph"/>
@@ -11338,7 +11451,7 @@
           <w:b/>
           <w:bCs/>
         </w:rPr>
-        <w:t xml:space="preserve">Definition 12 (Linear system (system of linear equations))</w:t>
+        <w:t xml:space="preserve">Definition 14 (Linear system (system of linear equations))</w:t>
       </w:r>
       <w:r>
         <w:t xml:space="preserve"> </w:t>
@@ -11644,8 +11757,8 @@
         <w:t xml:space="preserve">holds.</w:t>
       </w:r>
     </w:p>
-    <w:bookmarkEnd w:id="53"/>
-    <w:bookmarkStart w:id="54" w:name="exm-linear-system"/>
+    <w:bookmarkEnd w:id="55"/>
+    <w:bookmarkStart w:id="56" w:name="exm-linear-system"/>
     <w:p>
       <w:pPr>
         <w:pStyle w:val="BodyText"/>
@@ -11671,7 +11784,7 @@
           <w:rPr>
             <w:rStyle w:val="Hyperlink"/>
           </w:rPr>
-          <w:t xml:space="preserve">Definition 11</w:t>
+          <w:t xml:space="preserve">Definition 13</w:t>
         </w:r>
       </w:hyperlink>
       <w:r>
@@ -12391,7 +12504,7 @@
                   <m:nor/>
                   <m:sty m:val="p"/>
                 </m:rPr>
-                <m:t>Definition 11</m:t>
+                <m:t>Definition 13</m:t>
               </m:r>
               <m:r>
                 <m:rPr>
@@ -12708,9 +12821,9 @@
         <w:t xml:space="preserve">.</w:t>
       </w:r>
     </w:p>
-    <w:bookmarkEnd w:id="54"/>
-    <w:bookmarkEnd w:id="55"/>
-    <w:bookmarkStart w:id="111" w:name="linear-and-affine-maps"/>
+    <w:bookmarkEnd w:id="56"/>
+    <w:bookmarkEnd w:id="57"/>
+    <w:bookmarkStart w:id="115" w:name="linear-and-affine-maps"/>
     <w:p>
       <w:pPr>
         <w:pStyle w:val="Heading3"/>
@@ -12719,7 +12832,7 @@
         <w:t xml:space="preserve">1.7 Linear and affine maps</w:t>
       </w:r>
     </w:p>
-    <w:bookmarkStart w:id="57" w:name="def-linear-map"/>
+    <w:bookmarkStart w:id="59" w:name="def-linear-map"/>
     <w:p>
       <w:pPr>
         <w:pStyle w:val="FirstParagraph"/>
@@ -12729,7 +12842,7 @@
           <w:b/>
           <w:bCs/>
         </w:rPr>
-        <w:t xml:space="preserve">Definition 13 (Linear map (linear transformation, linear function))</w:t>
+        <w:t xml:space="preserve">Definition 15 (Linear map (linear transformation, linear function))</w:t>
       </w:r>
       <w:r>
         <w:t xml:space="preserve"> </w:t>
@@ -12740,7 +12853,7 @@
       <w:r>
         <w:t xml:space="preserve"> </w:t>
       </w:r>
-      <w:hyperlink r:id="rId56">
+      <w:hyperlink r:id="rId58">
         <w:r>
           <w:rPr>
             <w:rStyle w:val="Hyperlink"/>
@@ -13166,8 +13279,8 @@
         <w:t xml:space="preserve">)</w:t>
       </w:r>
     </w:p>
-    <w:bookmarkEnd w:id="57"/>
-    <w:bookmarkStart w:id="58" w:name="exm-linear-map"/>
+    <w:bookmarkEnd w:id="59"/>
+    <w:bookmarkStart w:id="60" w:name="exm-linear-map"/>
     <w:p>
       <w:pPr>
         <w:pStyle w:val="FirstParagraph"/>
@@ -14324,8 +14437,8 @@
         <w:t xml:space="preserve">.</w:t>
       </w:r>
     </w:p>
-    <w:bookmarkEnd w:id="58"/>
-    <w:bookmarkStart w:id="59" w:name="def-linear-operator"/>
+    <w:bookmarkEnd w:id="60"/>
+    <w:bookmarkStart w:id="61" w:name="def-linear-operator"/>
     <w:p>
       <w:pPr>
         <w:pStyle w:val="FirstParagraph"/>
@@ -14335,7 +14448,7 @@
           <w:b/>
           <w:bCs/>
         </w:rPr>
-        <w:t xml:space="preserve">Definition 14 (Linear operator)</w:t>
+        <w:t xml:space="preserve">Definition 16 (Linear operator)</w:t>
       </w:r>
       <w:r>
         <w:t xml:space="preserve"> </w:t>
@@ -14391,7 +14504,7 @@
           <w:rPr>
             <w:rStyle w:val="Hyperlink"/>
           </w:rPr>
-          <w:t xml:space="preserve">Definition 13</w:t>
+          <w:t xml:space="preserve">Definition 15</w:t>
         </w:r>
       </w:hyperlink>
       <w:r>
@@ -14507,8 +14620,8 @@
         <w:t xml:space="preserve">more loosely, for any linear map.</w:t>
       </w:r>
     </w:p>
-    <w:bookmarkEnd w:id="59"/>
-    <w:bookmarkStart w:id="60" w:name="exm-linear-operator"/>
+    <w:bookmarkEnd w:id="61"/>
+    <w:bookmarkStart w:id="62" w:name="exm-linear-operator"/>
     <w:p>
       <w:pPr>
         <w:pStyle w:val="BodyText"/>
@@ -14881,8 +14994,8 @@
         <w:t xml:space="preserve">.</w:t>
       </w:r>
     </w:p>
-    <w:bookmarkEnd w:id="60"/>
-    <w:bookmarkStart w:id="61" w:name="thm-linear-map-zero"/>
+    <w:bookmarkEnd w:id="62"/>
+    <w:bookmarkStart w:id="63" w:name="thm-linear-map-zero"/>
     <w:p>
       <w:pPr>
         <w:pStyle w:val="BodyText"/>
@@ -14963,7 +15076,7 @@
           <w:rPr>
             <w:rStyle w:val="Hyperlink"/>
           </w:rPr>
-          <w:t xml:space="preserve">Definition 13</w:t>
+          <w:t xml:space="preserve">Definition 15</w:t>
         </w:r>
       </w:hyperlink>
       <w:r>
@@ -15025,7 +15138,7 @@
         <w:t xml:space="preserve">.</w:t>
       </w:r>
     </w:p>
-    <w:bookmarkEnd w:id="61"/>
+    <w:bookmarkEnd w:id="63"/>
     <w:p>
       <w:pPr>
         <w:pStyle w:val="BodyText"/>
@@ -15467,7 +15580,7 @@
         </m:oMath>
       </m:oMathPara>
     </w:p>
-    <w:bookmarkStart w:id="62" w:name="exm-linear-map-zero"/>
+    <w:bookmarkStart w:id="64" w:name="exm-linear-map-zero"/>
     <w:p>
       <w:pPr>
         <w:pStyle w:val="FirstParagraph"/>
@@ -15755,8 +15868,8 @@
         <w:t xml:space="preserve">and is still not linear.</w:t>
       </w:r>
     </w:p>
-    <w:bookmarkEnd w:id="62"/>
-    <w:bookmarkStart w:id="63" w:name="thm-matrix-map-linear"/>
+    <w:bookmarkEnd w:id="64"/>
+    <w:bookmarkStart w:id="65" w:name="thm-matrix-map-linear"/>
     <w:p>
       <w:pPr>
         <w:pStyle w:val="BodyText"/>
@@ -15938,14 +16051,14 @@
           <w:rPr>
             <w:rStyle w:val="Hyperlink"/>
           </w:rPr>
-          <w:t xml:space="preserve">Definition 13</w:t>
+          <w:t xml:space="preserve">Definition 15</w:t>
         </w:r>
       </w:hyperlink>
       <w:r>
         <w:t xml:space="preserve">).</w:t>
       </w:r>
     </w:p>
-    <w:bookmarkEnd w:id="63"/>
+    <w:bookmarkEnd w:id="65"/>
     <w:p>
       <w:pPr>
         <w:pStyle w:val="BodyText"/>
@@ -16221,7 +16334,7 @@
                   <m:nor/>
                   <m:sty m:val="p"/>
                 </m:rPr>
-                <m:t>Definition 11</m:t>
+                <m:t>Definition 13</m:t>
               </m:r>
               <m:r>
                 <m:rPr>
@@ -16345,7 +16458,7 @@
                   <m:nor/>
                   <m:sty m:val="p"/>
                 </m:rPr>
-                <m:t>Definition 6 in Vectors</m:t>
+                <m:t>Definition 7 in Vectors</m:t>
               </m:r>
               <m:r>
                 <m:rPr>
@@ -16730,7 +16843,7 @@
                   <m:nor/>
                   <m:sty m:val="p"/>
                 </m:rPr>
-                <m:t>Definition 11</m:t>
+                <m:t>Definition 13</m:t>
               </m:r>
               <m:r>
                 <m:rPr>
@@ -16827,7 +16940,7 @@
                   <m:nor/>
                   <m:sty m:val="p"/>
                 </m:rPr>
-                <m:t>Definition 6 in Vectors</m:t>
+                <m:t>Definition 7 in Vectors</m:t>
               </m:r>
               <m:r>
                 <m:rPr>
@@ -17021,7 +17134,7 @@
                   <m:nor/>
                   <m:sty m:val="p"/>
                 </m:rPr>
-                <m:t>Definition 11</m:t>
+                <m:t>Definition 13</m:t>
               </m:r>
               <m:r>
                 <m:rPr>
@@ -17374,7 +17487,7 @@
                   <m:nor/>
                   <m:sty m:val="p"/>
                 </m:rPr>
-                <m:t>Definition 11</m:t>
+                <m:t>Definition 13</m:t>
               </m:r>
               <m:r>
                 <m:rPr>
@@ -17479,7 +17592,7 @@
       <w:r>
         <w:t xml:space="preserve"> </w:t>
       </w:r>
-      <w:hyperlink r:id="rId64">
+      <w:hyperlink r:id="rId66">
         <w:r>
           <w:rPr>
             <w:rStyle w:val="Hyperlink"/>
@@ -17493,7 +17606,7 @@
       <w:r>
         <w:t xml:space="preserve"> </w:t>
       </w:r>
-      <w:hyperlink r:id="rId65">
+      <w:hyperlink r:id="rId67">
         <w:r>
           <w:rPr>
             <w:rStyle w:val="Hyperlink"/>
@@ -17507,7 +17620,7 @@
       <w:r>
         <w:t xml:space="preserve"> </w:t>
       </w:r>
-      <w:hyperlink r:id="rId66">
+      <w:hyperlink r:id="rId68">
         <w:r>
           <w:rPr>
             <w:rStyle w:val="Hyperlink"/>
@@ -17521,7 +17634,7 @@
       <w:r>
         <w:t xml:space="preserve"> </w:t>
       </w:r>
-      <w:hyperlink r:id="rId67">
+      <w:hyperlink r:id="rId69">
         <w:r>
           <w:rPr>
             <w:rStyle w:val="Hyperlink"/>
@@ -17541,7 +17654,7 @@
       <w:r>
         <w:t xml:space="preserve"> </w:t>
       </w:r>
-      <w:hyperlink r:id="rId68">
+      <w:hyperlink r:id="rId70">
         <w:r>
           <w:rPr>
             <w:rStyle w:val="Hyperlink"/>
@@ -17553,7 +17666,7 @@
         <w:t xml:space="preserve">.</w:t>
       </w:r>
     </w:p>
-    <w:bookmarkStart w:id="69" w:name="thm-linear-map-lincom"/>
+    <w:bookmarkStart w:id="71" w:name="thm-linear-map-lincom"/>
     <w:p>
       <w:pPr>
         <w:pStyle w:val="BodyText"/>
@@ -17634,7 +17747,7 @@
           <w:rPr>
             <w:rStyle w:val="Hyperlink"/>
           </w:rPr>
-          <w:t xml:space="preserve">Definition 13</w:t>
+          <w:t xml:space="preserve">Definition 15</w:t>
         </w:r>
       </w:hyperlink>
       <w:r>
@@ -17971,7 +18084,7 @@
         </m:oMath>
       </m:oMathPara>
     </w:p>
-    <w:bookmarkEnd w:id="69"/>
+    <w:bookmarkEnd w:id="71"/>
     <w:p>
       <w:pPr>
         <w:pStyle w:val="FirstParagraph"/>
@@ -17992,7 +18105,7 @@
       <w:r>
         <w:t xml:space="preserve"> </w:t>
       </w:r>
-      <w:hyperlink r:id="rId70">
+      <w:hyperlink r:id="rId72">
         <w:r>
           <w:rPr>
             <w:rStyle w:val="Hyperlink"/>
@@ -19074,7 +19187,7 @@
         </m:oMath>
       </m:oMathPara>
     </w:p>
-    <w:bookmarkStart w:id="72" w:name="thm-linear-map-matrix"/>
+    <w:bookmarkStart w:id="74" w:name="thm-linear-map-matrix"/>
     <w:p>
       <w:pPr>
         <w:pStyle w:val="FirstParagraph"/>
@@ -19155,7 +19268,7 @@
           <w:rPr>
             <w:rStyle w:val="Hyperlink"/>
           </w:rPr>
-          <w:t xml:space="preserve">Definition 13</w:t>
+          <w:t xml:space="preserve">Definition 15</w:t>
         </w:r>
       </w:hyperlink>
       <w:r>
@@ -19420,12 +19533,12 @@
       <w:r>
         <w:t xml:space="preserve">th indicator vector (</w:t>
       </w:r>
-      <w:hyperlink r:id="rId71">
+      <w:hyperlink r:id="rId73">
         <w:r>
           <w:rPr>
             <w:rStyle w:val="Hyperlink"/>
           </w:rPr>
-          <w:t xml:space="preserve">Definition 12 in Vectors</w:t>
+          <w:t xml:space="preserve">Definition 14 in Vectors</w:t>
         </w:r>
       </w:hyperlink>
       <w:r>
@@ -19526,7 +19639,7 @@
         <w:t xml:space="preserve">.</w:t>
       </w:r>
     </w:p>
-    <w:bookmarkEnd w:id="72"/>
+    <w:bookmarkEnd w:id="74"/>
     <w:p>
       <w:pPr>
         <w:pStyle w:val="BodyText"/>
@@ -20258,7 +20371,7 @@
                   <m:nor/>
                   <m:sty m:val="p"/>
                 </m:rPr>
-                <m:t>Definition 8 in Vectors</m:t>
+                <m:t>Definition 9 in Vectors</m:t>
               </m:r>
               <m:r>
                 <m:rPr>
@@ -20506,7 +20619,7 @@
                   <m:nor/>
                   <m:sty m:val="p"/>
                 </m:rPr>
-                <m:t>Definition 11</m:t>
+                <m:t>Definition 13</m:t>
               </m:r>
               <m:r>
                 <m:rPr>
@@ -20984,7 +21097,7 @@
                   <m:nor/>
                   <m:sty m:val="p"/>
                 </m:rPr>
-                <m:t>Definition 11</m:t>
+                <m:t>Definition 13</m:t>
               </m:r>
               <m:r>
                 <m:rPr>
@@ -21105,7 +21218,7 @@
                   <m:nor/>
                   <m:sty m:val="p"/>
                 </m:rPr>
-                <m:t>Definition 12 in Vectors</m:t>
+                <m:t>Definition 14 in Vectors</m:t>
               </m:r>
               <m:r>
                 <m:rPr>
@@ -21463,7 +21576,7 @@
         <w:t xml:space="preserve">.</w:t>
       </w:r>
     </w:p>
-    <w:bookmarkStart w:id="73" w:name="def-matrix-of-linear-map"/>
+    <w:bookmarkStart w:id="75" w:name="def-matrix-of-linear-map"/>
     <w:p>
       <w:pPr>
         <w:pStyle w:val="BodyText"/>
@@ -21473,7 +21586,7 @@
           <w:b/>
           <w:bCs/>
         </w:rPr>
-        <w:t xml:space="preserve">Definition 15 (Matrix of a linear map)</w:t>
+        <w:t xml:space="preserve">Definition 17 (Matrix of a linear map)</w:t>
       </w:r>
       <w:r>
         <w:t xml:space="preserve"> </w:t>
@@ -21748,8 +21861,8 @@
         <w:t xml:space="preserve">.</w:t>
       </w:r>
     </w:p>
-    <w:bookmarkEnd w:id="73"/>
-    <w:bookmarkStart w:id="74" w:name="exm-linear-map-matrix"/>
+    <w:bookmarkEnd w:id="75"/>
+    <w:bookmarkStart w:id="76" w:name="exm-linear-map-matrix"/>
     <w:p>
       <w:pPr>
         <w:pStyle w:val="BodyText"/>
@@ -22363,7 +22476,7 @@
           <w:rPr>
             <w:rStyle w:val="Hyperlink"/>
           </w:rPr>
-          <w:t xml:space="preserve">Definition 15</w:t>
+          <w:t xml:space="preserve">Definition 17</w:t>
         </w:r>
       </w:hyperlink>
       <w:r>
@@ -22444,8 +22557,8 @@
         <w:t xml:space="preserve">.</w:t>
       </w:r>
     </w:p>
-    <w:bookmarkEnd w:id="74"/>
-    <w:bookmarkStart w:id="75" w:name="cor-linear-scalar"/>
+    <w:bookmarkEnd w:id="76"/>
+    <w:bookmarkStart w:id="77" w:name="cor-linear-scalar"/>
     <w:p>
       <w:pPr>
         <w:pStyle w:val="BodyText"/>
@@ -22517,7 +22630,7 @@
           <w:rPr>
             <w:rStyle w:val="Hyperlink"/>
           </w:rPr>
-          <w:t xml:space="preserve">Definition 13</w:t>
+          <w:t xml:space="preserve">Definition 15</w:t>
         </w:r>
       </w:hyperlink>
       <w:r>
@@ -22766,7 +22879,7 @@
         <w:t xml:space="preserve">.</w:t>
       </w:r>
     </w:p>
-    <w:bookmarkEnd w:id="75"/>
+    <w:bookmarkEnd w:id="77"/>
     <w:p>
       <w:pPr>
         <w:pStyle w:val="BodyText"/>
@@ -23612,7 +23725,7 @@
         <w:t xml:space="preserve">.</w:t>
       </w:r>
     </w:p>
-    <w:bookmarkStart w:id="76" w:name="exm-linear-scalar"/>
+    <w:bookmarkStart w:id="78" w:name="exm-linear-scalar"/>
     <w:p>
       <w:pPr>
         <w:pStyle w:val="BodyText"/>
@@ -24289,7 +24402,7 @@
         <w:t xml:space="preserve">).</w:t>
       </w:r>
     </w:p>
-    <w:bookmarkEnd w:id="76"/>
+    <w:bookmarkEnd w:id="78"/>
     <w:tbl>
       <w:tblPr>
         <w:tblStyle w:val="Table"/>
@@ -24331,18 +24444,18 @@
                 <wp:inline>
                   <wp:extent cx="152400" cy="152400"/>
                   <wp:effectExtent b="0" l="0" r="0" t="0"/>
-                  <wp:docPr descr="" title="" id="78" name="Picture"/>
+                  <wp:docPr descr="" title="" id="80" name="Picture"/>
                   <a:graphic>
                     <a:graphicData uri="http://schemas.openxmlformats.org/drawingml/2006/picture">
                       <pic:pic>
                         <pic:nvPicPr>
-                          <pic:cNvPr descr="/opt/quarto/share/formats/docx/tip.png" id="79" name="Picture"/>
+                          <pic:cNvPr descr="/opt/quarto/share/formats/docx/tip.png" id="81" name="Picture"/>
                           <pic:cNvPicPr>
                             <a:picLocks noChangeArrowheads="1" noChangeAspect="1"/>
                           </pic:cNvPicPr>
                         </pic:nvPicPr>
                         <pic:blipFill>
-                          <a:blip r:embed="rId77"/>
+                          <a:blip r:embed="rId79"/>
                           <a:stretch>
                             <a:fillRect/>
                           </a:stretch>
@@ -24404,7 +24517,7 @@
             <w:r>
               <w:t xml:space="preserve"> </w:t>
             </w:r>
-            <w:hyperlink r:id="rId80">
+            <w:hyperlink r:id="rId82">
               <w:r>
                 <w:rPr>
                   <w:rStyle w:val="Hyperlink"/>
@@ -24435,7 +24548,7 @@
                 <w:numId w:val="1006"/>
               </w:numPr>
             </w:pPr>
-            <w:hyperlink r:id="rId81">
+            <w:hyperlink r:id="rId83">
               <w:r>
                 <w:rPr>
                   <w:rStyle w:val="Hyperlink"/>
@@ -24466,7 +24579,7 @@
                 <w:rPr>
                   <w:rStyle w:val="Hyperlink"/>
                 </w:rPr>
-                <w:t xml:space="preserve">Definition 15</w:t>
+                <w:t xml:space="preserve">Definition 17</w:t>
               </w:r>
             </w:hyperlink>
             <w:r>
@@ -24481,7 +24594,7 @@
                 <w:numId w:val="1006"/>
               </w:numPr>
             </w:pPr>
-            <w:hyperlink r:id="rId82">
+            <w:hyperlink r:id="rId84">
               <w:r>
                 <w:rPr>
                   <w:rStyle w:val="Hyperlink"/>
@@ -24568,7 +24681,7 @@
         </w:tc>
       </w:tr>
     </w:tbl>
-    <w:bookmarkStart w:id="83" w:name="def-translation"/>
+    <w:bookmarkStart w:id="85" w:name="def-translation"/>
     <w:p>
       <w:pPr>
         <w:pStyle w:val="FirstParagraph"/>
@@ -24578,7 +24691,7 @@
           <w:b/>
           <w:bCs/>
         </w:rPr>
-        <w:t xml:space="preserve">Definition 16 (Translation)</w:t>
+        <w:t xml:space="preserve">Definition 18 (Translation)</w:t>
       </w:r>
       <w:r>
         <w:t xml:space="preserve"> </w:t>
@@ -24829,8 +24942,8 @@
         </m:oMath>
       </m:oMathPara>
     </w:p>
-    <w:bookmarkEnd w:id="83"/>
-    <w:bookmarkStart w:id="84" w:name="exm-translation"/>
+    <w:bookmarkEnd w:id="85"/>
+    <w:bookmarkStart w:id="86" w:name="exm-translation"/>
     <w:p>
       <w:pPr>
         <w:pStyle w:val="FirstParagraph"/>
@@ -25347,8 +25460,8 @@
         <w:t xml:space="preserve">Both points move one unit right and two units down.</w:t>
       </w:r>
     </w:p>
-    <w:bookmarkEnd w:id="84"/>
-    <w:bookmarkStart w:id="85" w:name="rem-translation-moves-every-point"/>
+    <w:bookmarkEnd w:id="86"/>
+    <w:bookmarkStart w:id="87" w:name="rem-translation-moves-every-point"/>
     <w:p>
       <w:pPr>
         <w:pStyle w:val="BodyText"/>
@@ -25406,8 +25519,8 @@
         <w:t xml:space="preserve">.</w:t>
       </w:r>
     </w:p>
-    <w:bookmarkEnd w:id="85"/>
-    <w:bookmarkStart w:id="87" w:name="def-affine-map"/>
+    <w:bookmarkEnd w:id="87"/>
+    <w:bookmarkStart w:id="89" w:name="def-affine-map"/>
     <w:p>
       <w:pPr>
         <w:pStyle w:val="BodyText"/>
@@ -25417,7 +25530,7 @@
           <w:b/>
           <w:bCs/>
         </w:rPr>
-        <w:t xml:space="preserve">Definition 17 (Affine map (affine transformation, affine function))</w:t>
+        <w:t xml:space="preserve">Definition 19 (Affine map (affine transformation, affine function))</w:t>
       </w:r>
       <w:r>
         <w:t xml:space="preserve"> </w:t>
@@ -25428,7 +25541,7 @@
       <w:r>
         <w:t xml:space="preserve"> </w:t>
       </w:r>
-      <w:hyperlink r:id="rId56">
+      <w:hyperlink r:id="rId58">
         <w:r>
           <w:rPr>
             <w:rStyle w:val="Hyperlink"/>
@@ -25550,7 +25663,7 @@
           <w:rPr>
             <w:rStyle w:val="Hyperlink"/>
           </w:rPr>
-          <w:t xml:space="preserve">Definition 16</w:t>
+          <w:t xml:space="preserve">Definition 18</w:t>
         </w:r>
       </w:hyperlink>
       <w:r>
@@ -25565,7 +25678,7 @@
       <w:r>
         <w:t xml:space="preserve"> </w:t>
       </w:r>
-      <w:hyperlink r:id="rId86">
+      <w:hyperlink r:id="rId88">
         <w:r>
           <w:rPr>
             <w:rStyle w:val="Hyperlink"/>
@@ -25848,12 +25961,38 @@
         </m:oMath>
       </m:oMathPara>
     </w:p>
+    <w:bookmarkEnd w:id="89"/>
+    <w:bookmarkStart w:id="90" w:name="def-affine-offset"/>
     <w:p>
       <w:pPr>
         <w:pStyle w:val="FirstParagraph"/>
       </w:pPr>
       <w:r>
-        <w:t xml:space="preserve">The vector</w:t>
+        <w:rPr>
+          <w:b/>
+          <w:bCs/>
+        </w:rPr>
+        <w:t xml:space="preserve">Definition 20 (Offset (intercept, bias) of an affine map)</w:t>
+      </w:r>
+      <w:r>
+        <w:t xml:space="preserve"> </w:t>
+      </w:r>
+      <w:r>
+        <w:t xml:space="preserve">In</w:t>
+      </w:r>
+      <w:r>
+        <w:t xml:space="preserve"> </w:t>
+      </w:r>
+      <w:hyperlink w:anchor="def-affine-map">
+        <w:r>
+          <w:rPr>
+            <w:rStyle w:val="Hyperlink"/>
+          </w:rPr>
+          <w:t xml:space="preserve">Definition 19</w:t>
+        </w:r>
+      </w:hyperlink>
+      <w:r>
+        <w:t xml:space="preserve">, the vector</w:t>
       </w:r>
       <w:r>
         <w:t xml:space="preserve"> </w:t>
@@ -25933,8 +26072,8 @@
         <w:t xml:space="preserve">).</w:t>
       </w:r>
     </w:p>
-    <w:bookmarkEnd w:id="87"/>
-    <w:bookmarkStart w:id="90" w:name="rem-affine-map-real-valued"/>
+    <w:bookmarkEnd w:id="90"/>
+    <w:bookmarkStart w:id="93" w:name="rem-affine-map-real-valued"/>
     <w:p>
       <w:pPr>
         <w:pStyle w:val="BodyText"/>
@@ -25952,7 +26091,7 @@
       <w:r>
         <w:t xml:space="preserve">For a real-valued function (</w:t>
       </w:r>
-      <w:hyperlink r:id="rId88">
+      <w:hyperlink r:id="rId91">
         <w:r>
           <w:rPr>
             <w:rStyle w:val="Hyperlink"/>
@@ -26127,7 +26266,7 @@
       <w:pPr>
         <w:pStyle w:val="BodyText"/>
       </w:pPr>
-      <w:bookmarkStart w:id="89" w:name="eq-linear-scalar"/>
+      <w:bookmarkStart w:id="92" w:name="eq-linear-scalar"/>
       <m:oMathPara>
         <m:oMathParaPr>
           <m:jc m:val="center"/>
@@ -26285,10 +26424,10 @@
           </m:r>
         </m:oMath>
       </m:oMathPara>
-      <w:bookmarkEnd w:id="89"/>
+      <w:bookmarkEnd w:id="92"/>
     </w:p>
-    <w:bookmarkEnd w:id="90"/>
-    <w:bookmarkStart w:id="91" w:name="def-augmented-vector"/>
+    <w:bookmarkEnd w:id="93"/>
+    <w:bookmarkStart w:id="94" w:name="def-augmented-vector"/>
     <w:p>
       <w:pPr>
         <w:pStyle w:val="FirstParagraph"/>
@@ -26298,7 +26437,7 @@
           <w:b/>
           <w:bCs/>
         </w:rPr>
-        <w:t xml:space="preserve">Definition 18 (Augmented vector)</w:t>
+        <w:t xml:space="preserve">Definition 21 (Augmented vector)</w:t>
       </w:r>
       <w:r>
         <w:t xml:space="preserve"> </w:t>
@@ -26630,8 +26769,8 @@
         </m:oMath>
       </m:oMathPara>
     </w:p>
-    <w:bookmarkEnd w:id="91"/>
-    <w:bookmarkStart w:id="92" w:name="exm-augmented-vector"/>
+    <w:bookmarkEnd w:id="94"/>
+    <w:bookmarkStart w:id="95" w:name="exm-augmented-vector"/>
     <w:p>
       <w:pPr>
         <w:pStyle w:val="FirstParagraph"/>
@@ -27408,8 +27547,8 @@
         </m:oMath>
       </m:oMathPara>
     </w:p>
-    <w:bookmarkEnd w:id="92"/>
-    <w:bookmarkStart w:id="93" w:name="thm-affine-map-zero"/>
+    <w:bookmarkEnd w:id="95"/>
+    <w:bookmarkStart w:id="96" w:name="thm-affine-map-zero"/>
     <w:p>
       <w:pPr>
         <w:pStyle w:val="FirstParagraph"/>
@@ -27506,7 +27645,7 @@
           <w:rPr>
             <w:rStyle w:val="Hyperlink"/>
           </w:rPr>
-          <w:t xml:space="preserve">Definition 17</w:t>
+          <w:t xml:space="preserve">Definition 19</w:t>
         </w:r>
       </w:hyperlink>
       <w:r>
@@ -27568,7 +27707,7 @@
         <w:t xml:space="preserve">.</w:t>
       </w:r>
     </w:p>
-    <w:bookmarkEnd w:id="93"/>
+    <w:bookmarkEnd w:id="96"/>
     <w:p>
       <w:pPr>
         <w:pStyle w:val="BodyText"/>
@@ -27766,7 +27905,7 @@
                   <m:nor/>
                   <m:sty m:val="p"/>
                 </m:rPr>
-                <m:t>Definition 11</m:t>
+                <m:t>Definition 13</m:t>
               </m:r>
               <m:r>
                 <m:rPr>
@@ -27996,7 +28135,7 @@
                   <m:nor/>
                   <m:sty m:val="p"/>
                 </m:rPr>
-                <m:t>Definition 17</m:t>
+                <m:t>Definition 19</m:t>
               </m:r>
               <m:r>
                 <m:rPr>
@@ -28148,7 +28287,7 @@
                   <m:nor/>
                   <m:sty m:val="p"/>
                 </m:rPr>
-                <m:t>Definition 6 in Vectors</m:t>
+                <m:t>Definition 7 in Vectors</m:t>
               </m:r>
               <m:r>
                 <m:rPr>
@@ -28162,7 +28301,7 @@
         </m:oMath>
       </m:oMathPara>
     </w:p>
-    <w:bookmarkStart w:id="94" w:name="thm-affine-linear-iff"/>
+    <w:bookmarkStart w:id="97" w:name="thm-affine-linear-iff"/>
     <w:p>
       <w:pPr>
         <w:pStyle w:val="FirstParagraph"/>
@@ -28259,7 +28398,7 @@
           <w:rPr>
             <w:rStyle w:val="Hyperlink"/>
           </w:rPr>
-          <w:t xml:space="preserve">Definition 17</w:t>
+          <w:t xml:space="preserve">Definition 19</w:t>
         </w:r>
       </w:hyperlink>
       <w:r>
@@ -28276,7 +28415,7 @@
           <w:rPr>
             <w:rStyle w:val="Hyperlink"/>
           </w:rPr>
-          <w:t xml:space="preserve">Definition 13</w:t>
+          <w:t xml:space="preserve">Definition 15</w:t>
         </w:r>
       </w:hyperlink>
       <w:r>
@@ -28317,7 +28456,7 @@
         <w:t xml:space="preserve">.</w:t>
       </w:r>
     </w:p>
-    <w:bookmarkEnd w:id="94"/>
+    <w:bookmarkEnd w:id="97"/>
     <w:p>
       <w:pPr>
         <w:pStyle w:val="BodyText"/>
@@ -28705,7 +28844,7 @@
         <w:t xml:space="preserve">.</w:t>
       </w:r>
     </w:p>
-    <w:bookmarkStart w:id="95" w:name="exm-affine-linear-iff"/>
+    <w:bookmarkStart w:id="98" w:name="exm-affine-linear-iff"/>
     <w:p>
       <w:pPr>
         <w:pStyle w:val="BodyText"/>
@@ -29176,8 +29315,8 @@
         <w:t xml:space="preserve">.</w:t>
       </w:r>
     </w:p>
-    <w:bookmarkEnd w:id="95"/>
-    <w:bookmarkStart w:id="96" w:name="cor-linear-is-affine"/>
+    <w:bookmarkEnd w:id="98"/>
+    <w:bookmarkStart w:id="99" w:name="cor-linear-is-affine"/>
     <w:p>
       <w:pPr>
         <w:pStyle w:val="BodyText"/>
@@ -29258,7 +29397,7 @@
           <w:rPr>
             <w:rStyle w:val="Hyperlink"/>
           </w:rPr>
-          <w:t xml:space="preserve">Definition 13</w:t>
+          <w:t xml:space="preserve">Definition 15</w:t>
         </w:r>
       </w:hyperlink>
       <w:r>
@@ -29275,7 +29414,7 @@
           <w:rPr>
             <w:rStyle w:val="Hyperlink"/>
           </w:rPr>
-          <w:t xml:space="preserve">Definition 17</w:t>
+          <w:t xml:space="preserve">Definition 19</w:t>
         </w:r>
       </w:hyperlink>
       <w:r>
@@ -29300,7 +29439,7 @@
         <w:t xml:space="preserve">.</w:t>
       </w:r>
     </w:p>
-    <w:bookmarkEnd w:id="96"/>
+    <w:bookmarkEnd w:id="99"/>
     <w:p>
       <w:pPr>
         <w:pStyle w:val="BodyText"/>
@@ -29497,7 +29636,7 @@
           <w:rPr>
             <w:rStyle w:val="Hyperlink"/>
           </w:rPr>
-          <w:t xml:space="preserve">Definition 17</w:t>
+          <w:t xml:space="preserve">Definition 19</w:t>
         </w:r>
       </w:hyperlink>
       <w:r>
@@ -29541,7 +29680,7 @@
         <w:t xml:space="preserve">.</w:t>
       </w:r>
     </w:p>
-    <w:bookmarkStart w:id="97" w:name="thm-affine-map-unique"/>
+    <w:bookmarkStart w:id="100" w:name="thm-affine-map-unique"/>
     <w:p>
       <w:pPr>
         <w:pStyle w:val="BodyText"/>
@@ -29779,7 +29918,7 @@
           <w:rPr>
             <w:rStyle w:val="Hyperlink"/>
           </w:rPr>
-          <w:t xml:space="preserve">Definition 17</w:t>
+          <w:t xml:space="preserve">Definition 19</w:t>
         </w:r>
       </w:hyperlink>
       <w:r>
@@ -29879,7 +30018,7 @@
         <w:t xml:space="preserve">.</w:t>
       </w:r>
     </w:p>
-    <w:bookmarkEnd w:id="97"/>
+    <w:bookmarkEnd w:id="100"/>
     <w:p>
       <w:pPr>
         <w:pStyle w:val="BodyText"/>
@@ -30222,7 +30361,7 @@
           <w:rPr>
             <w:rStyle w:val="Hyperlink"/>
           </w:rPr>
-          <w:t xml:space="preserve">Definition 15</w:t>
+          <w:t xml:space="preserve">Definition 17</w:t>
         </w:r>
       </w:hyperlink>
       <w:r>
@@ -30372,7 +30511,7 @@
         <w:t xml:space="preserve">.</w:t>
       </w:r>
     </w:p>
-    <w:bookmarkStart w:id="100" w:name="rem-linear-affine-terminology"/>
+    <w:bookmarkStart w:id="103" w:name="rem-linear-affine-terminology"/>
     <w:p>
       <w:pPr>
         <w:pStyle w:val="BodyText"/>
@@ -30419,7 +30558,7 @@
           <w:rPr>
             <w:rStyle w:val="Hyperlink"/>
           </w:rPr>
-          <w:t xml:space="preserve">Definition 13</w:t>
+          <w:t xml:space="preserve">Definition 15</w:t>
         </w:r>
       </w:hyperlink>
       <w:r>
@@ -30457,7 +30596,7 @@
       <w:r>
         <w:t xml:space="preserve"> </w:t>
       </w:r>
-      <w:hyperlink r:id="rId98">
+      <w:hyperlink r:id="rId101">
         <w:r>
           <w:rPr>
             <w:rStyle w:val="Hyperlink"/>
@@ -30494,7 +30633,7 @@
       <w:r>
         <w:t xml:space="preserve"> </w:t>
       </w:r>
-      <w:hyperlink r:id="rId99">
+      <w:hyperlink r:id="rId102">
         <w:r>
           <w:rPr>
             <w:rStyle w:val="Hyperlink"/>
@@ -30685,7 +30824,7 @@
           <w:rPr>
             <w:rStyle w:val="Hyperlink"/>
           </w:rPr>
-          <w:t xml:space="preserve">Definition 17</w:t>
+          <w:t xml:space="preserve">Definition 19</w:t>
         </w:r>
       </w:hyperlink>
       <w:r>
@@ -31019,7 +31158,7 @@
           <w:rPr>
             <w:rStyle w:val="Hyperlink"/>
           </w:rPr>
-          <w:t xml:space="preserve">Definition 18</w:t>
+          <w:t xml:space="preserve">Definition 21</w:t>
         </w:r>
       </w:hyperlink>
       <w:r>
@@ -31046,7 +31185,7 @@
         <w:t xml:space="preserve">as the coefficient on its first entry.</w:t>
       </w:r>
     </w:p>
-    <w:bookmarkEnd w:id="100"/>
+    <w:bookmarkEnd w:id="103"/>
     <w:tbl>
       <w:tblPr>
         <w:tblStyle w:val="Table"/>
@@ -31088,18 +31227,18 @@
                 <wp:inline>
                   <wp:extent cx="152400" cy="152400"/>
                   <wp:effectExtent b="0" l="0" r="0" t="0"/>
-                  <wp:docPr descr="" title="" id="101" name="Picture"/>
+                  <wp:docPr descr="" title="" id="104" name="Picture"/>
                   <a:graphic>
                     <a:graphicData uri="http://schemas.openxmlformats.org/drawingml/2006/picture">
                       <pic:pic>
                         <pic:nvPicPr>
-                          <pic:cNvPr descr="/opt/quarto/share/formats/docx/tip.png" id="102" name="Picture"/>
+                          <pic:cNvPr descr="/opt/quarto/share/formats/docx/tip.png" id="105" name="Picture"/>
                           <pic:cNvPicPr>
                             <a:picLocks noChangeArrowheads="1" noChangeAspect="1"/>
                           </pic:cNvPicPr>
                         </pic:nvPicPr>
                         <pic:blipFill>
-                          <a:blip r:embed="rId77"/>
+                          <a:blip r:embed="rId79"/>
                           <a:stretch>
                             <a:fillRect/>
                           </a:stretch>
@@ -31176,7 +31315,7 @@
                 <w:rPr>
                   <w:rStyle w:val="Hyperlink"/>
                 </w:rPr>
-                <w:t xml:space="preserve">Definition 14</w:t>
+                <w:t xml:space="preserve">Definition 16</w:t>
               </w:r>
             </w:hyperlink>
             <w:r>
@@ -31533,7 +31672,7 @@
             <w:r>
               <w:t xml:space="preserve"> </w:t>
             </w:r>
-            <w:hyperlink r:id="rId103">
+            <w:hyperlink r:id="rId106">
               <w:r>
                 <w:rPr>
                   <w:rStyle w:val="Hyperlink"/>
@@ -31582,7 +31721,7 @@
         </w:tc>
       </w:tr>
     </w:tbl>
-    <w:bookmarkStart w:id="104" w:name="def-hyperplane"/>
+    <w:bookmarkStart w:id="107" w:name="def-hyperplane"/>
     <w:p>
       <w:pPr>
         <w:pStyle w:val="FirstParagraph"/>
@@ -31592,7 +31731,7 @@
           <w:b/>
           <w:bCs/>
         </w:rPr>
-        <w:t xml:space="preserve">Definition 19 (Hyperplane)</w:t>
+        <w:t xml:space="preserve">Definition 22 (Hyperplane)</w:t>
       </w:r>
       <w:r>
         <w:t xml:space="preserve"> </w:t>
@@ -31849,7 +31988,55 @@
         <w:t xml:space="preserve"> </w:t>
       </w:r>
       <w:r>
-        <w:t xml:space="preserve">The vector</w:t>
+        <w:t xml:space="preserve">The number</w:t>
+      </w:r>
+      <w:r>
+        <w:t xml:space="preserve"> </w:t>
+      </w:r>
+      <m:oMath>
+        <m:r>
+          <m:t>b</m:t>
+        </m:r>
+      </m:oMath>
+      <w:r>
+        <w:t xml:space="preserve"> </w:t>
+      </w:r>
+      <w:r>
+        <w:t xml:space="preserve">is the offset of the hyperplane.</w:t>
+      </w:r>
+    </w:p>
+    <w:bookmarkEnd w:id="107"/>
+    <w:bookmarkStart w:id="108" w:name="def-normal-vector"/>
+    <w:p>
+      <w:pPr>
+        <w:pStyle w:val="BodyText"/>
+      </w:pPr>
+      <w:r>
+        <w:rPr>
+          <w:b/>
+          <w:bCs/>
+        </w:rPr>
+        <w:t xml:space="preserve">Definition 23 (Normal vector of a hyperplane)</w:t>
+      </w:r>
+      <w:r>
+        <w:t xml:space="preserve"> </w:t>
+      </w:r>
+      <w:r>
+        <w:t xml:space="preserve">In</w:t>
+      </w:r>
+      <w:r>
+        <w:t xml:space="preserve"> </w:t>
+      </w:r>
+      <w:hyperlink w:anchor="def-hyperplane">
+        <w:r>
+          <w:rPr>
+            <w:rStyle w:val="Hyperlink"/>
+          </w:rPr>
+          <w:t xml:space="preserve">Definition 22</w:t>
+        </w:r>
+      </w:hyperlink>
+      <w:r>
+        <w:t xml:space="preserve">, the vector</w:t>
       </w:r>
       <w:r>
         <w:t xml:space="preserve"> </w:t>
@@ -31886,25 +32073,11 @@
         <w:t xml:space="preserve"> </w:t>
       </w:r>
       <w:r>
-        <w:t xml:space="preserve">of the hyperplane, and</w:t>
-      </w:r>
-      <w:r>
-        <w:t xml:space="preserve"> </w:t>
-      </w:r>
-      <m:oMath>
-        <m:r>
-          <m:t>b</m:t>
-        </m:r>
-      </m:oMath>
-      <w:r>
-        <w:t xml:space="preserve"> </w:t>
-      </w:r>
-      <w:r>
-        <w:t xml:space="preserve">is its offset.</w:t>
+        <w:t xml:space="preserve">of the hyperplane.</w:t>
       </w:r>
     </w:p>
-    <w:bookmarkEnd w:id="104"/>
-    <w:bookmarkStart w:id="105" w:name="exm-hyperplane"/>
+    <w:bookmarkEnd w:id="108"/>
+    <w:bookmarkStart w:id="109" w:name="exm-hyperplane"/>
     <w:p>
       <w:pPr>
         <w:pStyle w:val="BodyText"/>
@@ -32534,8 +32707,8 @@
         <w:t xml:space="preserve">.</w:t>
       </w:r>
     </w:p>
-    <w:bookmarkEnd w:id="105"/>
-    <w:bookmarkStart w:id="106" w:name="exr-write-in-matrix-form"/>
+    <w:bookmarkEnd w:id="109"/>
+    <w:bookmarkStart w:id="110" w:name="exr-write-in-matrix-form"/>
     <w:p>
       <w:pPr>
         <w:pStyle w:val="FirstParagraph"/>
@@ -32992,8 +33165,8 @@
         <w:t xml:space="preserve">.</w:t>
       </w:r>
     </w:p>
-    <w:bookmarkEnd w:id="106"/>
-    <w:bookmarkStart w:id="107" w:name="sol-write-in-matrix-form"/>
+    <w:bookmarkEnd w:id="110"/>
+    <w:bookmarkStart w:id="111" w:name="sol-write-in-matrix-form"/>
     <w:p>
       <w:pPr>
         <w:pStyle w:val="BodyText"/>
@@ -33684,8 +33857,8 @@
         <w:t xml:space="preserve">which is a different clinical claim entirely.</w:t>
       </w:r>
     </w:p>
-    <w:bookmarkEnd w:id="107"/>
-    <w:bookmarkStart w:id="108" w:name="exr-which-are-linear"/>
+    <w:bookmarkEnd w:id="111"/>
+    <w:bookmarkStart w:id="112" w:name="exr-which-are-linear"/>
     <w:p>
       <w:pPr>
         <w:pStyle w:val="BodyText"/>
@@ -33821,7 +33994,7 @@
           <w:rPr>
             <w:rStyle w:val="Hyperlink"/>
           </w:rPr>
-          <w:t xml:space="preserve">Definition 17</w:t>
+          <w:t xml:space="preserve">Definition 19</w:t>
         </w:r>
       </w:hyperlink>
       <w:r>
@@ -33849,7 +34022,7 @@
           <w:rPr>
             <w:rStyle w:val="Hyperlink"/>
           </w:rPr>
-          <w:t xml:space="preserve">Definition 13</w:t>
+          <w:t xml:space="preserve">Definition 15</w:t>
         </w:r>
       </w:hyperlink>
       <w:r>
@@ -34134,8 +34307,8 @@
         <w:t xml:space="preserve">​</w:t>
       </w:r>
     </w:p>
-    <w:bookmarkEnd w:id="108"/>
-    <w:bookmarkStart w:id="110" w:name="sol-which-are-linear"/>
+    <w:bookmarkEnd w:id="112"/>
+    <w:bookmarkStart w:id="114" w:name="sol-which-are-linear"/>
     <w:p>
       <w:pPr>
         <w:pStyle w:val="FirstParagraph"/>
@@ -34569,7 +34742,7 @@
       <w:r>
         <w:t xml:space="preserve"> </w:t>
       </w:r>
-      <w:hyperlink r:id="rId109">
+      <w:hyperlink r:id="rId113">
         <w:r>
           <w:rPr>
             <w:rStyle w:val="Hyperlink"/>
@@ -35104,9 +35277,9 @@
         <w:t xml:space="preserve">week 3.</w:t>
       </w:r>
     </w:p>
-    <w:bookmarkEnd w:id="110"/>
-    <w:bookmarkEnd w:id="111"/>
-    <w:bookmarkStart w:id="122" w:name="transposes-of-sums-and-products"/>
+    <w:bookmarkEnd w:id="114"/>
+    <w:bookmarkEnd w:id="115"/>
+    <w:bookmarkStart w:id="126" w:name="transposes-of-sums-and-products"/>
     <w:p>
       <w:pPr>
         <w:pStyle w:val="Heading3"/>
@@ -35115,7 +35288,7 @@
         <w:t xml:space="preserve">1.8 Transposes of sums and products</w:t>
       </w:r>
     </w:p>
-    <w:bookmarkStart w:id="112" w:name="thm-transpose-sum"/>
+    <w:bookmarkStart w:id="116" w:name="thm-transpose-sum"/>
     <w:p>
       <w:pPr>
         <w:pStyle w:val="FirstParagraph"/>
@@ -35458,7 +35631,7 @@
         </m:oMath>
       </m:oMathPara>
     </w:p>
-    <w:bookmarkEnd w:id="112"/>
+    <w:bookmarkEnd w:id="116"/>
     <w:p>
       <w:pPr>
         <w:pStyle w:val="FirstParagraph"/>
@@ -35930,7 +36103,7 @@
         </m:oMath>
       </m:oMathPara>
     </w:p>
-    <w:bookmarkStart w:id="113" w:name="thm-transpose-product"/>
+    <w:bookmarkStart w:id="117" w:name="thm-transpose-product"/>
     <w:p>
       <w:pPr>
         <w:pStyle w:val="FirstParagraph"/>
@@ -36209,7 +36382,7 @@
         </m:oMath>
       </m:oMathPara>
     </w:p>
-    <w:bookmarkEnd w:id="113"/>
+    <w:bookmarkEnd w:id="117"/>
     <w:p>
       <w:pPr>
         <w:pStyle w:val="FirstParagraph"/>
@@ -36718,7 +36891,7 @@
         </m:oMath>
       </m:oMathPara>
     </w:p>
-    <w:bookmarkStart w:id="114" w:name="rem-transpose-product-order"/>
+    <w:bookmarkStart w:id="118" w:name="rem-transpose-product-order"/>
     <w:p>
       <w:pPr>
         <w:pStyle w:val="FirstParagraph"/>
@@ -37691,8 +37864,8 @@
         <w:t xml:space="preserve">which is undefined.</w:t>
       </w:r>
     </w:p>
-    <w:bookmarkEnd w:id="114"/>
-    <w:bookmarkStart w:id="115" w:name="thm-scalar-transpose"/>
+    <w:bookmarkEnd w:id="118"/>
+    <w:bookmarkStart w:id="119" w:name="thm-scalar-transpose"/>
     <w:p>
       <w:pPr>
         <w:pStyle w:val="BodyText"/>
@@ -38095,7 +38268,7 @@
         <w:t xml:space="preserve">.</w:t>
       </w:r>
     </w:p>
-    <w:bookmarkEnd w:id="115"/>
+    <w:bookmarkEnd w:id="119"/>
     <w:p>
       <w:pPr>
         <w:pStyle w:val="BodyText"/>
@@ -38716,7 +38889,7 @@
         <w:t xml:space="preserve">gives the last statement.</w:t>
       </w:r>
     </w:p>
-    <w:bookmarkStart w:id="116" w:name="exm-scalar-transpose"/>
+    <w:bookmarkStart w:id="120" w:name="exm-scalar-transpose"/>
     <w:p>
       <w:pPr>
         <w:pStyle w:val="BodyText"/>
@@ -39536,9 +39709,9 @@
         <w:t xml:space="preserve">are equal and can be combined.</w:t>
       </w:r>
     </w:p>
-    <w:bookmarkEnd w:id="116"/>
-    <w:bookmarkStart w:id="121" w:name="refs"/>
-    <w:bookmarkStart w:id="118" w:name="ref-boyd2018vmls"/>
+    <w:bookmarkEnd w:id="120"/>
+    <w:bookmarkStart w:id="125" w:name="refs"/>
+    <w:bookmarkStart w:id="122" w:name="ref-boyd2018vmls"/>
     <w:p>
       <w:pPr>
         <w:pStyle w:val="Bibliography"/>
@@ -39562,7 +39735,7 @@
       <w:r>
         <w:t xml:space="preserve"> </w:t>
       </w:r>
-      <w:hyperlink r:id="rId117">
+      <w:hyperlink r:id="rId121">
         <w:r>
           <w:rPr>
             <w:rStyle w:val="Hyperlink"/>
@@ -39574,8 +39747,8 @@
         <w:t xml:space="preserve">.</w:t>
       </w:r>
     </w:p>
-    <w:bookmarkEnd w:id="118"/>
-    <w:bookmarkStart w:id="120" w:name="ref-zhou2024matrix"/>
+    <w:bookmarkEnd w:id="122"/>
+    <w:bookmarkStart w:id="124" w:name="ref-zhou2024matrix"/>
     <w:p>
       <w:pPr>
         <w:pStyle w:val="Bibliography"/>
@@ -39599,7 +39772,7 @@
       <w:r>
         <w:t xml:space="preserve"> </w:t>
       </w:r>
-      <w:hyperlink r:id="rId119">
+      <w:hyperlink r:id="rId123">
         <w:r>
           <w:rPr>
             <w:rStyle w:val="Hyperlink"/>
@@ -39611,10 +39784,10 @@
         <w:t xml:space="preserve">.</w:t>
       </w:r>
     </w:p>
-    <w:bookmarkEnd w:id="120"/>
-    <w:bookmarkEnd w:id="121"/>
-    <w:bookmarkEnd w:id="122"/>
-    <w:bookmarkEnd w:id="123"/>
+    <w:bookmarkEnd w:id="124"/>
+    <w:bookmarkEnd w:id="125"/>
+    <w:bookmarkEnd w:id="126"/>
+    <w:bookmarkEnd w:id="127"/>
     <w:sectPr>
       <w:footnotePr>
         <w:numRestart w:val="eachSect"/>
